--- a/public/docs/MSFT/2026-Q1_Re-Underwriting_Microsoft_MSFT.docx
+++ b/public/docs/MSFT/2026-Q1_Re-Underwriting_Microsoft_MSFT.docx
@@ -59,7 +59,7 @@
           <w:color w:val="0D0D0D"/>
           <w:sz w:val="22"/>
         </w:rPr>
-        <w:t>Q1 2026 (10-Q FY26 Q3, fiscal Microsoft Marzo 2026)</w:t>
+        <w:t>Q1 2026 (period_end 2026-03-31)</w:t>
         <w:br/>
       </w:r>
       <w:r>
@@ -149,7 +149,7 @@
           <w:color w:val="0D0D0D"/>
           <w:sz w:val="22"/>
         </w:rPr>
-        <w:t>Investment Memo MSFT v1.0 (mayo 2026)</w:t>
+        <w:t>Investment Memo MSFT v1.0 (id 1)</w:t>
         <w:br/>
       </w:r>
       <w:r>
@@ -159,7 +159,7 @@
           <w:color w:val="1B2642"/>
           <w:sz w:val="22"/>
         </w:rPr>
-        <w:t xml:space="preserve">Outcome propuesto:  </w:t>
+        <w:t xml:space="preserve">Outcome:  </w:t>
       </w:r>
       <w:r>
         <w:rPr>
@@ -186,6 +186,24 @@
           <w:sz w:val="22"/>
         </w:rPr>
         <w:t>v1.0 (formato Operations Manual v3.2)</w:t>
+        <w:br/>
+      </w:r>
+      <w:r>
+        <w:rPr>
+          <w:rFonts w:ascii="Calibri" w:hAnsi="Calibri"/>
+          <w:b/>
+          <w:color w:val="1B2642"/>
+          <w:sz w:val="22"/>
+        </w:rPr>
+        <w:t xml:space="preserve">Source of truth:  </w:t>
+      </w:r>
+      <w:r>
+        <w:rPr>
+          <w:rFonts w:ascii="Calibri" w:hAnsi="Calibri"/>
+          <w:color w:val="0D0D0D"/>
+          <w:sz w:val="22"/>
+        </w:rPr>
+        <w:t>Supabase reunderwriting_entries (live)</w:t>
         <w:br/>
       </w:r>
     </w:p>
@@ -285,6 +303,9 @@
             <w:vAlign w:val="center"/>
           </w:tcPr>
           <w:p>
+            <w:pPr>
+              <w:jc w:val="left"/>
+            </w:pPr>
             <w:r/>
             <w:r>
               <w:rPr>
@@ -303,6 +324,9 @@
             <w:vAlign w:val="center"/>
           </w:tcPr>
           <w:p>
+            <w:pPr>
+              <w:jc w:val="left"/>
+            </w:pPr>
             <w:r/>
             <w:r>
               <w:rPr>
@@ -310,7 +334,7 @@
                 <w:color w:val="0D0D0D"/>
                 <w:sz w:val="20"/>
               </w:rPr>
-              <w:t>Q1 2026 (10-Q FY26 Q3 — Microsoft fiscal calendar)</w:t>
+              <w:t>Q1 2026 (period_end 2026-03-31)</w:t>
             </w:r>
           </w:p>
         </w:tc>
@@ -322,6 +346,9 @@
             <w:vAlign w:val="center"/>
           </w:tcPr>
           <w:p>
+            <w:pPr>
+              <w:jc w:val="left"/>
+            </w:pPr>
             <w:r/>
             <w:r>
               <w:rPr>
@@ -339,6 +366,9 @@
             <w:vAlign w:val="center"/>
           </w:tcPr>
           <w:p>
+            <w:pPr>
+              <w:jc w:val="left"/>
+            </w:pPr>
             <w:r/>
             <w:r>
               <w:rPr>
@@ -346,7 +376,7 @@
                 <w:color w:val="0D0D0D"/>
                 <w:sz w:val="20"/>
               </w:rPr>
-              <w:t>6.1% del NAV (target original: 6.0%)</w:t>
+              <w:t>6.1% del NAV</w:t>
             </w:r>
           </w:p>
         </w:tc>
@@ -359,6 +389,9 @@
             <w:vAlign w:val="center"/>
           </w:tcPr>
           <w:p>
+            <w:pPr>
+              <w:jc w:val="left"/>
+            </w:pPr>
             <w:r/>
             <w:r>
               <w:rPr>
@@ -366,7 +399,7 @@
                 <w:color w:val="0D0D0D"/>
                 <w:sz w:val="20"/>
               </w:rPr>
-              <w:t>Cost basis (USD/acción)</w:t>
+              <w:t>Cost basis</w:t>
             </w:r>
           </w:p>
         </w:tc>
@@ -377,6 +410,9 @@
             <w:vAlign w:val="center"/>
           </w:tcPr>
           <w:p>
+            <w:pPr>
+              <w:jc w:val="left"/>
+            </w:pPr>
             <w:r/>
             <w:r>
               <w:rPr>
@@ -384,7 +420,7 @@
                 <w:color w:val="0D0D0D"/>
                 <w:sz w:val="20"/>
               </w:rPr>
-              <w:t>462.80</w:t>
+              <w:t>USD 462.80</w:t>
             </w:r>
           </w:p>
         </w:tc>
@@ -396,6 +432,9 @@
             <w:vAlign w:val="center"/>
           </w:tcPr>
           <w:p>
+            <w:pPr>
+              <w:jc w:val="left"/>
+            </w:pPr>
             <w:r/>
             <w:r>
               <w:rPr>
@@ -413,6 +452,9 @@
             <w:vAlign w:val="center"/>
           </w:tcPr>
           <w:p>
+            <w:pPr>
+              <w:jc w:val="left"/>
+            </w:pPr>
             <w:r/>
             <w:r>
               <w:rPr>
@@ -420,7 +462,7 @@
                 <w:color w:val="0D0D0D"/>
                 <w:sz w:val="20"/>
               </w:rPr>
-              <w:t>482.30 (8-mayo-2026)</w:t>
+              <w:t>USD 482.30 (8 de mayo de 2026)</w:t>
             </w:r>
           </w:p>
         </w:tc>
@@ -433,6 +475,9 @@
             <w:vAlign w:val="center"/>
           </w:tcPr>
           <w:p>
+            <w:pPr>
+              <w:jc w:val="left"/>
+            </w:pPr>
             <w:r/>
             <w:r>
               <w:rPr>
@@ -451,6 +496,9 @@
             <w:vAlign w:val="center"/>
           </w:tcPr>
           <w:p>
+            <w:pPr>
+              <w:jc w:val="left"/>
+            </w:pPr>
             <w:r/>
             <w:r>
               <w:rPr>
@@ -470,6 +518,9 @@
             <w:vAlign w:val="center"/>
           </w:tcPr>
           <w:p>
+            <w:pPr>
+              <w:jc w:val="left"/>
+            </w:pPr>
             <w:r/>
             <w:r>
               <w:rPr>
@@ -487,6 +538,9 @@
             <w:vAlign w:val="center"/>
           </w:tcPr>
           <w:p>
+            <w:pPr>
+              <w:jc w:val="left"/>
+            </w:pPr>
             <w:r/>
             <w:r>
               <w:rPr>
@@ -507,6 +561,9 @@
             <w:vAlign w:val="center"/>
           </w:tcPr>
           <w:p>
+            <w:pPr>
+              <w:jc w:val="left"/>
+            </w:pPr>
             <w:r/>
             <w:r>
               <w:rPr>
@@ -525,6 +582,9 @@
             <w:vAlign w:val="center"/>
           </w:tcPr>
           <w:p>
+            <w:pPr>
+              <w:jc w:val="left"/>
+            </w:pPr>
             <w:r/>
             <w:r>
               <w:rPr>
@@ -532,7 +592,7 @@
                 <w:color w:val="0D0D0D"/>
                 <w:sz w:val="20"/>
               </w:rPr>
-              <w:t>Investment Memo MSFT v1.0 — diciembre 2025</w:t>
+              <w:t>Investment Memo MSFT v1.0 (Supabase id 1)</w:t>
             </w:r>
           </w:p>
         </w:tc>
@@ -544,43 +604,9 @@
             <w:vAlign w:val="center"/>
           </w:tcPr>
           <w:p>
-            <w:r/>
-            <w:r>
-              <w:rPr>
-                <w:rFonts w:ascii="Calibri" w:hAnsi="Calibri"/>
-                <w:color w:val="0D0D0D"/>
-                <w:sz w:val="20"/>
-              </w:rPr>
-              <w:t>Implied IRR forward (Columbia LTM 2026Q3)</w:t>
-            </w:r>
-          </w:p>
-        </w:tc>
-        <w:tc>
-          <w:tcPr>
-            <w:tcW w:type="dxa" w:w="5953"/>
-            <w:vAlign w:val="center"/>
-          </w:tcPr>
-          <w:p>
-            <w:r/>
-            <w:r>
-              <w:rPr>
-                <w:rFonts w:ascii="Calibri" w:hAnsi="Calibri"/>
-                <w:color w:val="0D0D0D"/>
-                <w:sz w:val="20"/>
-              </w:rPr>
-              <w:t>14.1% (vs hurdle Core Compounder 10%)</w:t>
-            </w:r>
-          </w:p>
-        </w:tc>
-      </w:tr>
-      <w:tr>
-        <w:tc>
-          <w:tcPr>
-            <w:tcW w:type="dxa" w:w="3118"/>
-            <w:shd w:val="clear" w:color="auto" w:fill="E6E6E6"/>
-            <w:vAlign w:val="center"/>
-          </w:tcPr>
-          <w:p>
+            <w:pPr>
+              <w:jc w:val="left"/>
+            </w:pPr>
             <w:r/>
             <w:r>
               <w:rPr>
@@ -595,10 +621,12 @@
         <w:tc>
           <w:tcPr>
             <w:tcW w:type="dxa" w:w="5953"/>
-            <w:shd w:val="clear" w:color="auto" w:fill="E6E6E6"/>
             <w:vAlign w:val="center"/>
           </w:tcPr>
           <w:p>
+            <w:pPr>
+              <w:jc w:val="left"/>
+            </w:pPr>
             <w:r/>
             <w:r>
               <w:rPr>
@@ -615,9 +643,13 @@
         <w:tc>
           <w:tcPr>
             <w:tcW w:type="dxa" w:w="3118"/>
+            <w:shd w:val="clear" w:color="auto" w:fill="E6E6E6"/>
             <w:vAlign w:val="center"/>
           </w:tcPr>
           <w:p>
+            <w:pPr>
+              <w:jc w:val="left"/>
+            </w:pPr>
             <w:r/>
             <w:r>
               <w:rPr>
@@ -632,9 +664,13 @@
         <w:tc>
           <w:tcPr>
             <w:tcW w:type="dxa" w:w="5953"/>
+            <w:shd w:val="clear" w:color="auto" w:fill="E6E6E6"/>
             <w:vAlign w:val="center"/>
           </w:tcPr>
           <w:p>
+            <w:pPr>
+              <w:jc w:val="left"/>
+            </w:pPr>
             <w:r/>
             <w:r>
               <w:rPr>
@@ -651,10 +687,12 @@
         <w:tc>
           <w:tcPr>
             <w:tcW w:type="dxa" w:w="3118"/>
-            <w:shd w:val="clear" w:color="auto" w:fill="E6E6E6"/>
             <w:vAlign w:val="center"/>
           </w:tcPr>
           <w:p>
+            <w:pPr>
+              <w:jc w:val="left"/>
+            </w:pPr>
             <w:r/>
             <w:r>
               <w:rPr>
@@ -669,10 +707,12 @@
         <w:tc>
           <w:tcPr>
             <w:tcW w:type="dxa" w:w="5953"/>
-            <w:shd w:val="clear" w:color="auto" w:fill="E6E6E6"/>
             <w:vAlign w:val="center"/>
           </w:tcPr>
           <w:p>
+            <w:pPr>
+              <w:jc w:val="left"/>
+            </w:pPr>
             <w:r/>
             <w:r>
               <w:rPr>
@@ -680,7 +720,7 @@
                 <w:color w:val="0D0D0D"/>
                 <w:sz w:val="20"/>
               </w:rPr>
-              <w:t>Mantener; continuar en banda Core Compounder</w:t>
+              <w:t>Mantener posición al 6.1% del NAV (sin trim, sin add). Sin recalibración de umbrales del Memo §6 ni del Pre-Mortem §10. Continuar monitoreo de FCF margin (KPI en Amarillo); si Q2 2026 también en Amarillo, escalar formalmente al CIO.</w:t>
             </w:r>
           </w:p>
         </w:tc>
@@ -716,7 +756,7 @@
           <w:color w:val="0D0D0D"/>
           <w:sz w:val="22"/>
         </w:rPr>
-        <w:t>Microsoft entrega un trimestre alineado con los pilares de la tesis original. Azure crece 27.8% YoY (vs target ≥25%), Copilot supera la barrera de 12M paid seats, los márgenes operativos se mantienen en 46.2%, y el balance sheet conserva su net cash position de USD 89B. Los siete KPIs definidos en el Memo §6 están en zona verde. Ningún failure mode del Pre-Mortem se activa este trimestre.</w:t>
+        <w:t>Microsoft entrega un trimestre alineado con los pilares de la tesis original. Azure crece 27.8% YoY (vs target ≥25%), Copilot supera la barrera de 12M paid seats, los márgenes operativos se mantienen en 46.2%, y el balance sheet conserva su net cash position de USD 89B. Los siete KPIs definidos en el Memo §6 están en zona verde. Ningún failure mode del Pre-Mortem se activa este trimestre. La tesis se mantiene intacta. Continuamos en posición Core Compounder al 6.1% del NAV con conviction level High. Próxima revisión: Q2 2026 al cierre del 10-K FY26.</w:t>
       </w:r>
     </w:p>
     <w:p>
@@ -731,7 +771,7 @@
           <w:color w:val="0D0D0D"/>
           <w:sz w:val="22"/>
         </w:rPr>
-        <w:t>La tesis se mantiene intacta. Sin recalibración de umbrales, sin evolución material de la narrativa, sin cambio en la conclusión del comité. Continuamos en posición Core Compounder al 6.1% del NAV con conviction level High. Próxima revisión: Q2 2026 al cierre del 10-K FY26.</w:t>
+        <w:t>Sí — la tesis se mantiene intacta. Sin recalibración de umbrales, sin evolución material de la narrativa, sin cambio en la conclusión del comité.</w:t>
       </w:r>
     </w:p>
     <w:p>
@@ -750,7 +790,7 @@
     </w:p>
     <w:p>
       <w:pPr>
-        <w:spacing w:before="200" w:after="80"/>
+        <w:spacing w:before="240" w:after="80"/>
       </w:pPr>
       <w:r>
         <w:rPr>
@@ -801,7 +841,7 @@
           <w:color w:val="0D0D0D"/>
           <w:sz w:val="22"/>
         </w:rPr>
-        <w:t>12-marzo-2026: Comisión Europea cierra investigación antitrust sobre bundling de Teams sin sanción material; commitments comportamentales aceptados. Mitigant del failure mode "Regulación antitrust".</w:t>
+        <w:t>12-marzo-2026: Comisión Europea cierra investigación antitrust sobre bundling de Teams sin sanción material; commitments comportamentales aceptados. Mitigant del failure mode Regulación antitrust.</w:t>
       </w:r>
     </w:p>
     <w:p>
@@ -820,7 +860,7 @@
     </w:p>
     <w:p>
       <w:pPr>
-        <w:spacing w:before="200" w:after="80"/>
+        <w:spacing w:before="240" w:after="80"/>
       </w:pPr>
       <w:r>
         <w:rPr>
@@ -829,7 +869,7 @@
           <w:color w:val="1B2642"/>
           <w:sz w:val="26"/>
         </w:rPr>
-        <w:t>3.2 Datos nuevos del 10-Q FY26 Q3</w:t>
+        <w:t>3.2 Datos nuevos del 10-Q presentado por Microsoft el 25 de abril de 2026</w:t>
       </w:r>
     </w:p>
     <w:p>
@@ -857,7 +897,7 @@
           <w:color w:val="0D0D0D"/>
           <w:sz w:val="22"/>
         </w:rPr>
-        <w:t>Operating income: USD 35.3B (+15.1% YoY); margen 46.2% (consenso 45.5%).</w:t>
+        <w:t>Operating income: USD 35.3B; margen 46.2%.</w:t>
       </w:r>
     </w:p>
     <w:p>
@@ -871,7 +911,7 @@
           <w:color w:val="0D0D0D"/>
           <w:sz w:val="22"/>
         </w:rPr>
-        <w:t>Azure &amp; other cloud services: 27.8% YoY constant currency (consenso 26.0%).</w:t>
+        <w:t>Azure &amp; other cloud services: 27.8% YoY constant currency.</w:t>
       </w:r>
     </w:p>
     <w:p>
@@ -885,7 +925,7 @@
           <w:color w:val="0D0D0D"/>
           <w:sz w:val="22"/>
         </w:rPr>
-        <w:t>AI services contribution to Azure growth: ~13pp (vs 11pp último trimestre).</w:t>
+        <w:t>AI services contribution to Azure growth: ~13pp.</w:t>
       </w:r>
     </w:p>
     <w:p>
@@ -899,7 +939,7 @@
           <w:color w:val="0D0D0D"/>
           <w:sz w:val="22"/>
         </w:rPr>
-        <w:t>Capex: USD 21.4B (+38% YoY) — invest cycle continúa pero contratos enterprise multi-año respaldan el ramp.</w:t>
+        <w:t>Capex: USD 21.4B (+38% YoY) — invest cycle continúa.</w:t>
       </w:r>
     </w:p>
     <w:p>
@@ -913,7 +953,7 @@
           <w:color w:val="0D0D0D"/>
           <w:sz w:val="22"/>
         </w:rPr>
-        <w:t>FCF: USD 22.1B (vs USD 19.8B Q3 2025). Margen FCF 28.9% (vs target ≥30% — temporalmente por debajo por capex peak; ROIC ajustado intacto).</w:t>
+        <w:t>FCF: USD 22.1B. Margen FCF 28.9% (vs target ≥30% — temporalmente por debajo por capex peak).</w:t>
       </w:r>
     </w:p>
     <w:p>
@@ -927,12 +967,12 @@
           <w:color w:val="0D0D0D"/>
           <w:sz w:val="22"/>
         </w:rPr>
-        <w:t>Buybacks ejecutados: USD 16.5B en el trimestre (anualizado USD 66B).</w:t>
+        <w:t>Buybacks ejecutados: USD 16.5B en el trimestre.</w:t>
       </w:r>
     </w:p>
     <w:p>
       <w:pPr>
-        <w:spacing w:before="200" w:after="80"/>
+        <w:spacing w:before="240" w:after="80"/>
       </w:pPr>
       <w:r>
         <w:rPr>
@@ -983,7 +1023,7 @@
           <w:color w:val="0D0D0D"/>
           <w:sz w:val="22"/>
         </w:rPr>
-        <w:t>Cada uno de los cinco pilares de la tesis original (Memo §2) se evalúa contra la evidencia trimestral. Estado: Validado / Parcial / Debilitado / Roto.</w:t>
+        <w:t>Cada uno de los pilares de la tesis original (Memo §2) se evalúa contra la evidencia trimestral. Estado: Validado / Parcial / Debilitado / Roto.</w:t>
       </w:r>
     </w:p>
     <w:tbl>
@@ -1070,6 +1110,9 @@
             <w:vAlign w:val="center"/>
           </w:tcPr>
           <w:p>
+            <w:pPr>
+              <w:jc w:val="left"/>
+            </w:pPr>
             <w:r/>
             <w:r>
               <w:rPr>
@@ -1110,6 +1153,9 @@
             <w:vAlign w:val="center"/>
           </w:tcPr>
           <w:p>
+            <w:pPr>
+              <w:jc w:val="left"/>
+            </w:pPr>
             <w:r/>
             <w:r>
               <w:rPr>
@@ -1129,6 +1175,9 @@
             <w:vAlign w:val="center"/>
           </w:tcPr>
           <w:p>
+            <w:pPr>
+              <w:jc w:val="left"/>
+            </w:pPr>
             <w:r/>
             <w:r>
               <w:rPr>
@@ -1168,6 +1217,9 @@
             <w:vAlign w:val="center"/>
           </w:tcPr>
           <w:p>
+            <w:pPr>
+              <w:jc w:val="left"/>
+            </w:pPr>
             <w:r/>
             <w:r>
               <w:rPr>
@@ -1188,6 +1240,9 @@
             <w:vAlign w:val="center"/>
           </w:tcPr>
           <w:p>
+            <w:pPr>
+              <w:jc w:val="left"/>
+            </w:pPr>
             <w:r/>
             <w:r>
               <w:rPr>
@@ -1228,6 +1283,9 @@
             <w:vAlign w:val="center"/>
           </w:tcPr>
           <w:p>
+            <w:pPr>
+              <w:jc w:val="left"/>
+            </w:pPr>
             <w:r/>
             <w:r>
               <w:rPr>
@@ -1247,6 +1305,9 @@
             <w:vAlign w:val="center"/>
           </w:tcPr>
           <w:p>
+            <w:pPr>
+              <w:jc w:val="left"/>
+            </w:pPr>
             <w:r/>
             <w:r>
               <w:rPr>
@@ -1286,6 +1347,9 @@
             <w:vAlign w:val="center"/>
           </w:tcPr>
           <w:p>
+            <w:pPr>
+              <w:jc w:val="left"/>
+            </w:pPr>
             <w:r/>
             <w:r>
               <w:rPr>
@@ -1306,6 +1370,9 @@
             <w:vAlign w:val="center"/>
           </w:tcPr>
           <w:p>
+            <w:pPr>
+              <w:jc w:val="left"/>
+            </w:pPr>
             <w:r/>
             <w:r>
               <w:rPr>
@@ -1346,6 +1413,9 @@
             <w:vAlign w:val="center"/>
           </w:tcPr>
           <w:p>
+            <w:pPr>
+              <w:jc w:val="left"/>
+            </w:pPr>
             <w:r/>
             <w:r>
               <w:rPr>
@@ -1376,7 +1446,7 @@
           <w:color w:val="0D0D0D"/>
           <w:sz w:val="22"/>
         </w:rPr>
-        <w:t>Conclusión §4: los cinco pilares de la tesis se mantienen Validados. Sin debilitamiento estructural en ningún driver.</w:t>
+        <w:t>Conclusión §4: 5 de 5 pilares de la tesis se mantienen Validados. Sin debilitamiento estructural en ningún driver.</w:t>
       </w:r>
     </w:p>
     <w:p>
@@ -1513,6 +1583,9 @@
             <w:vAlign w:val="center"/>
           </w:tcPr>
           <w:p>
+            <w:pPr>
+              <w:jc w:val="left"/>
+            </w:pPr>
             <w:r/>
             <w:r>
               <w:rPr>
@@ -1553,6 +1626,9 @@
             <w:vAlign w:val="center"/>
           </w:tcPr>
           <w:p>
+            <w:pPr>
+              <w:jc w:val="left"/>
+            </w:pPr>
             <w:r/>
             <w:r>
               <w:rPr>
@@ -1571,6 +1647,9 @@
             <w:vAlign w:val="center"/>
           </w:tcPr>
           <w:p>
+            <w:pPr>
+              <w:jc w:val="left"/>
+            </w:pPr>
             <w:r/>
             <w:r>
               <w:rPr>
@@ -1590,6 +1669,9 @@
             <w:vAlign w:val="center"/>
           </w:tcPr>
           <w:p>
+            <w:pPr>
+              <w:jc w:val="left"/>
+            </w:pPr>
             <w:r/>
             <w:r>
               <w:rPr>
@@ -1629,6 +1711,9 @@
             <w:vAlign w:val="center"/>
           </w:tcPr>
           <w:p>
+            <w:pPr>
+              <w:jc w:val="left"/>
+            </w:pPr>
             <w:r/>
             <w:r>
               <w:rPr>
@@ -1646,6 +1731,9 @@
             <w:vAlign w:val="center"/>
           </w:tcPr>
           <w:p>
+            <w:pPr>
+              <w:jc w:val="left"/>
+            </w:pPr>
             <w:r/>
             <w:r>
               <w:rPr>
@@ -1666,6 +1754,9 @@
             <w:vAlign w:val="center"/>
           </w:tcPr>
           <w:p>
+            <w:pPr>
+              <w:jc w:val="left"/>
+            </w:pPr>
             <w:r/>
             <w:r>
               <w:rPr>
@@ -1706,6 +1797,9 @@
             <w:vAlign w:val="center"/>
           </w:tcPr>
           <w:p>
+            <w:pPr>
+              <w:jc w:val="left"/>
+            </w:pPr>
             <w:r/>
             <w:r>
               <w:rPr>
@@ -1724,6 +1818,9 @@
             <w:vAlign w:val="center"/>
           </w:tcPr>
           <w:p>
+            <w:pPr>
+              <w:jc w:val="left"/>
+            </w:pPr>
             <w:r/>
             <w:r>
               <w:rPr>
@@ -1743,6 +1840,9 @@
             <w:vAlign w:val="center"/>
           </w:tcPr>
           <w:p>
+            <w:pPr>
+              <w:jc w:val="left"/>
+            </w:pPr>
             <w:r/>
             <w:r>
               <w:rPr>
@@ -1782,6 +1882,9 @@
             <w:vAlign w:val="center"/>
           </w:tcPr>
           <w:p>
+            <w:pPr>
+              <w:jc w:val="left"/>
+            </w:pPr>
             <w:r/>
             <w:r>
               <w:rPr>
@@ -1799,6 +1902,9 @@
             <w:vAlign w:val="center"/>
           </w:tcPr>
           <w:p>
+            <w:pPr>
+              <w:jc w:val="left"/>
+            </w:pPr>
             <w:r/>
             <w:r>
               <w:rPr>
@@ -1819,6 +1925,9 @@
             <w:vAlign w:val="center"/>
           </w:tcPr>
           <w:p>
+            <w:pPr>
+              <w:jc w:val="left"/>
+            </w:pPr>
             <w:r/>
             <w:r>
               <w:rPr>
@@ -1859,6 +1968,9 @@
             <w:vAlign w:val="center"/>
           </w:tcPr>
           <w:p>
+            <w:pPr>
+              <w:jc w:val="left"/>
+            </w:pPr>
             <w:r/>
             <w:r>
               <w:rPr>
@@ -1877,6 +1989,9 @@
             <w:vAlign w:val="center"/>
           </w:tcPr>
           <w:p>
+            <w:pPr>
+              <w:jc w:val="left"/>
+            </w:pPr>
             <w:r/>
             <w:r>
               <w:rPr>
@@ -1896,6 +2011,9 @@
             <w:vAlign w:val="center"/>
           </w:tcPr>
           <w:p>
+            <w:pPr>
+              <w:jc w:val="left"/>
+            </w:pPr>
             <w:r/>
             <w:r>
               <w:rPr>
@@ -1935,6 +2053,9 @@
             <w:vAlign w:val="center"/>
           </w:tcPr>
           <w:p>
+            <w:pPr>
+              <w:jc w:val="left"/>
+            </w:pPr>
             <w:r/>
             <w:r>
               <w:rPr>
@@ -1952,6 +2073,9 @@
             <w:vAlign w:val="center"/>
           </w:tcPr>
           <w:p>
+            <w:pPr>
+              <w:jc w:val="left"/>
+            </w:pPr>
             <w:r/>
             <w:r>
               <w:rPr>
@@ -1982,7 +2106,7 @@
           <w:color w:val="0D0D0D"/>
           <w:sz w:val="22"/>
         </w:rPr>
-        <w:t>Conclusión §5: cinco de seis failure modes en estado "No activado". Uno en estado "Watch" (AI capex retornos): FCF margin temporalmente por debajo del target por capex peak — explicado por contratos enterprise ya firmados. Sin escalamiento al CIO requerido. Re-evaluar en Q2 2026.</w:t>
+        <w:t>Conclusión §5: 5 de 6 failure modes en estado "No activado", 1 en "Watch", 0 en "Activado". Sin escalamiento al CIO requerido. Re-evaluar en el próximo trimestre.</w:t>
       </w:r>
     </w:p>
     <w:p>
@@ -2141,6 +2265,9 @@
             <w:vAlign w:val="center"/>
           </w:tcPr>
           <w:p>
+            <w:pPr>
+              <w:jc w:val="left"/>
+            </w:pPr>
             <w:r/>
             <w:r>
               <w:rPr>
@@ -2159,6 +2286,9 @@
             <w:vAlign w:val="center"/>
           </w:tcPr>
           <w:p>
+            <w:pPr>
+              <w:jc w:val="left"/>
+            </w:pPr>
             <w:r/>
             <w:r>
               <w:rPr>
@@ -2177,6 +2307,9 @@
             <w:vAlign w:val="center"/>
           </w:tcPr>
           <w:p>
+            <w:pPr>
+              <w:jc w:val="left"/>
+            </w:pPr>
             <w:r/>
             <w:r>
               <w:rPr>
@@ -2195,6 +2328,9 @@
             <w:vAlign w:val="center"/>
           </w:tcPr>
           <w:p>
+            <w:pPr>
+              <w:jc w:val="left"/>
+            </w:pPr>
             <w:r/>
             <w:r>
               <w:rPr>
@@ -2236,6 +2372,9 @@
             <w:vAlign w:val="center"/>
           </w:tcPr>
           <w:p>
+            <w:pPr>
+              <w:jc w:val="left"/>
+            </w:pPr>
             <w:r/>
             <w:r>
               <w:rPr>
@@ -2253,6 +2392,9 @@
             <w:vAlign w:val="center"/>
           </w:tcPr>
           <w:p>
+            <w:pPr>
+              <w:jc w:val="left"/>
+            </w:pPr>
             <w:r/>
             <w:r>
               <w:rPr>
@@ -2270,6 +2412,9 @@
             <w:vAlign w:val="center"/>
           </w:tcPr>
           <w:p>
+            <w:pPr>
+              <w:jc w:val="left"/>
+            </w:pPr>
             <w:r/>
             <w:r>
               <w:rPr>
@@ -2287,6 +2432,9 @@
             <w:vAlign w:val="center"/>
           </w:tcPr>
           <w:p>
+            <w:pPr>
+              <w:jc w:val="left"/>
+            </w:pPr>
             <w:r/>
             <w:r>
               <w:rPr>
@@ -2329,6 +2477,9 @@
             <w:vAlign w:val="center"/>
           </w:tcPr>
           <w:p>
+            <w:pPr>
+              <w:jc w:val="left"/>
+            </w:pPr>
             <w:r/>
             <w:r>
               <w:rPr>
@@ -2347,6 +2498,9 @@
             <w:vAlign w:val="center"/>
           </w:tcPr>
           <w:p>
+            <w:pPr>
+              <w:jc w:val="left"/>
+            </w:pPr>
             <w:r/>
             <w:r>
               <w:rPr>
@@ -2365,6 +2519,9 @@
             <w:vAlign w:val="center"/>
           </w:tcPr>
           <w:p>
+            <w:pPr>
+              <w:jc w:val="left"/>
+            </w:pPr>
             <w:r/>
             <w:r>
               <w:rPr>
@@ -2383,6 +2540,9 @@
             <w:vAlign w:val="center"/>
           </w:tcPr>
           <w:p>
+            <w:pPr>
+              <w:jc w:val="left"/>
+            </w:pPr>
             <w:r/>
             <w:r>
               <w:rPr>
@@ -2424,6 +2584,9 @@
             <w:vAlign w:val="center"/>
           </w:tcPr>
           <w:p>
+            <w:pPr>
+              <w:jc w:val="left"/>
+            </w:pPr>
             <w:r/>
             <w:r>
               <w:rPr>
@@ -2441,6 +2604,9 @@
             <w:vAlign w:val="center"/>
           </w:tcPr>
           <w:p>
+            <w:pPr>
+              <w:jc w:val="left"/>
+            </w:pPr>
             <w:r/>
             <w:r>
               <w:rPr>
@@ -2458,6 +2624,9 @@
             <w:vAlign w:val="center"/>
           </w:tcPr>
           <w:p>
+            <w:pPr>
+              <w:jc w:val="left"/>
+            </w:pPr>
             <w:r/>
             <w:r>
               <w:rPr>
@@ -2475,6 +2644,9 @@
             <w:vAlign w:val="center"/>
           </w:tcPr>
           <w:p>
+            <w:pPr>
+              <w:jc w:val="left"/>
+            </w:pPr>
             <w:r/>
             <w:r>
               <w:rPr>
@@ -2517,6 +2689,9 @@
             <w:vAlign w:val="center"/>
           </w:tcPr>
           <w:p>
+            <w:pPr>
+              <w:jc w:val="left"/>
+            </w:pPr>
             <w:r/>
             <w:r>
               <w:rPr>
@@ -2535,6 +2710,9 @@
             <w:vAlign w:val="center"/>
           </w:tcPr>
           <w:p>
+            <w:pPr>
+              <w:jc w:val="left"/>
+            </w:pPr>
             <w:r/>
             <w:r>
               <w:rPr>
@@ -2553,6 +2731,9 @@
             <w:vAlign w:val="center"/>
           </w:tcPr>
           <w:p>
+            <w:pPr>
+              <w:jc w:val="left"/>
+            </w:pPr>
             <w:r/>
             <w:r>
               <w:rPr>
@@ -2571,6 +2752,9 @@
             <w:vAlign w:val="center"/>
           </w:tcPr>
           <w:p>
+            <w:pPr>
+              <w:jc w:val="left"/>
+            </w:pPr>
             <w:r/>
             <w:r>
               <w:rPr>
@@ -2612,6 +2796,9 @@
             <w:vAlign w:val="center"/>
           </w:tcPr>
           <w:p>
+            <w:pPr>
+              <w:jc w:val="left"/>
+            </w:pPr>
             <w:r/>
             <w:r>
               <w:rPr>
@@ -2629,6 +2816,9 @@
             <w:vAlign w:val="center"/>
           </w:tcPr>
           <w:p>
+            <w:pPr>
+              <w:jc w:val="left"/>
+            </w:pPr>
             <w:r/>
             <w:r>
               <w:rPr>
@@ -2646,6 +2836,9 @@
             <w:vAlign w:val="center"/>
           </w:tcPr>
           <w:p>
+            <w:pPr>
+              <w:jc w:val="left"/>
+            </w:pPr>
             <w:r/>
             <w:r>
               <w:rPr>
@@ -2663,6 +2856,9 @@
             <w:vAlign w:val="center"/>
           </w:tcPr>
           <w:p>
+            <w:pPr>
+              <w:jc w:val="left"/>
+            </w:pPr>
             <w:r/>
             <w:r>
               <w:rPr>
@@ -2705,6 +2901,9 @@
             <w:vAlign w:val="center"/>
           </w:tcPr>
           <w:p>
+            <w:pPr>
+              <w:jc w:val="left"/>
+            </w:pPr>
             <w:r/>
             <w:r>
               <w:rPr>
@@ -2723,6 +2922,9 @@
             <w:vAlign w:val="center"/>
           </w:tcPr>
           <w:p>
+            <w:pPr>
+              <w:jc w:val="left"/>
+            </w:pPr>
             <w:r/>
             <w:r>
               <w:rPr>
@@ -2741,6 +2943,9 @@
             <w:vAlign w:val="center"/>
           </w:tcPr>
           <w:p>
+            <w:pPr>
+              <w:jc w:val="left"/>
+            </w:pPr>
             <w:r/>
             <w:r>
               <w:rPr>
@@ -2759,6 +2964,9 @@
             <w:vAlign w:val="center"/>
           </w:tcPr>
           <w:p>
+            <w:pPr>
+              <w:jc w:val="left"/>
+            </w:pPr>
             <w:r/>
             <w:r>
               <w:rPr>
@@ -2811,7 +3019,7 @@
           <w:color w:val="0D0D0D"/>
           <w:sz w:val="22"/>
         </w:rPr>
-        <w:t>Conclusión §6: 6 de 7 KPIs en Verde. FCF margin pasa a Amarillo por capex peak; ROIC ajustado intacto, lo que valida que el deterioro de FCF es temporal e inversionable. Re-evaluar en Q2 2026; si pasa segundo trimestre en Amarillo se escala formalmente.</w:t>
+        <w:t>Conclusión §6: 6 de 7 KPIs en Verde, 1 en Amarillo, 0 en Rojo. Cualquier KPI en Amarillo se re-evalúa en el siguiente trimestre; si persiste se escala formalmente.</w:t>
       </w:r>
     </w:p>
     <w:p>
@@ -2839,7 +3047,7 @@
           <w:color w:val="0D0D0D"/>
           <w:sz w:val="22"/>
         </w:rPr>
-        <w:t>Implied IRR refrescado desde el Columbia Model actualizado con la columna LTM 2026 Q3 (incremental update conforme a la skill columbia-update-incremental). Sin modificación de Decision Points originales (tax rate, S&amp;M life, R&amp;D life, WACC, hurdle).</w:t>
+        <w:t>Implied IRR refrescado desde el Columbia Model actualizado con la columna LTM más reciente (incremental update conforme a la skill columbia-update-incremental). Sin modificación de Decision Points originales (tax rate, S&amp;M life, R&amp;D life, WACC, hurdle).</w:t>
       </w:r>
     </w:p>
     <w:tbl>
@@ -2948,6 +3156,9 @@
             <w:vAlign w:val="center"/>
           </w:tcPr>
           <w:p>
+            <w:pPr>
+              <w:jc w:val="left"/>
+            </w:pPr>
             <w:r/>
             <w:r>
               <w:rPr>
@@ -2966,6 +3177,9 @@
             <w:vAlign w:val="center"/>
           </w:tcPr>
           <w:p>
+            <w:pPr>
+              <w:jc w:val="left"/>
+            </w:pPr>
             <w:r/>
             <w:r>
               <w:rPr>
@@ -2984,6 +3198,9 @@
             <w:vAlign w:val="center"/>
           </w:tcPr>
           <w:p>
+            <w:pPr>
+              <w:jc w:val="left"/>
+            </w:pPr>
             <w:r/>
             <w:r>
               <w:rPr>
@@ -3002,6 +3219,9 @@
             <w:vAlign w:val="center"/>
           </w:tcPr>
           <w:p>
+            <w:pPr>
+              <w:jc w:val="left"/>
+            </w:pPr>
             <w:r/>
             <w:r>
               <w:rPr>
@@ -3021,6 +3241,9 @@
             <w:vAlign w:val="center"/>
           </w:tcPr>
           <w:p>
+            <w:pPr>
+              <w:jc w:val="left"/>
+            </w:pPr>
             <w:r/>
             <w:r>
               <w:rPr>
@@ -3038,6 +3261,9 @@
             <w:vAlign w:val="center"/>
           </w:tcPr>
           <w:p>
+            <w:pPr>
+              <w:jc w:val="left"/>
+            </w:pPr>
             <w:r/>
             <w:r>
               <w:rPr>
@@ -3055,6 +3281,9 @@
             <w:vAlign w:val="center"/>
           </w:tcPr>
           <w:p>
+            <w:pPr>
+              <w:jc w:val="left"/>
+            </w:pPr>
             <w:r/>
             <w:r>
               <w:rPr>
@@ -3072,6 +3301,9 @@
             <w:vAlign w:val="center"/>
           </w:tcPr>
           <w:p>
+            <w:pPr>
+              <w:jc w:val="left"/>
+            </w:pPr>
             <w:r/>
             <w:r>
               <w:rPr>
@@ -3092,6 +3324,9 @@
             <w:vAlign w:val="center"/>
           </w:tcPr>
           <w:p>
+            <w:pPr>
+              <w:jc w:val="left"/>
+            </w:pPr>
             <w:r/>
             <w:r>
               <w:rPr>
@@ -3110,6 +3345,9 @@
             <w:vAlign w:val="center"/>
           </w:tcPr>
           <w:p>
+            <w:pPr>
+              <w:jc w:val="left"/>
+            </w:pPr>
             <w:r/>
             <w:r>
               <w:rPr>
@@ -3128,6 +3366,9 @@
             <w:vAlign w:val="center"/>
           </w:tcPr>
           <w:p>
+            <w:pPr>
+              <w:jc w:val="left"/>
+            </w:pPr>
             <w:r/>
             <w:r>
               <w:rPr>
@@ -3146,6 +3387,9 @@
             <w:vAlign w:val="center"/>
           </w:tcPr>
           <w:p>
+            <w:pPr>
+              <w:jc w:val="left"/>
+            </w:pPr>
             <w:r/>
             <w:r>
               <w:rPr>
@@ -3165,6 +3409,9 @@
             <w:vAlign w:val="center"/>
           </w:tcPr>
           <w:p>
+            <w:pPr>
+              <w:jc w:val="left"/>
+            </w:pPr>
             <w:r/>
             <w:r>
               <w:rPr>
@@ -3182,6 +3429,9 @@
             <w:vAlign w:val="center"/>
           </w:tcPr>
           <w:p>
+            <w:pPr>
+              <w:jc w:val="left"/>
+            </w:pPr>
             <w:r/>
             <w:r>
               <w:rPr>
@@ -3199,6 +3449,9 @@
             <w:vAlign w:val="center"/>
           </w:tcPr>
           <w:p>
+            <w:pPr>
+              <w:jc w:val="left"/>
+            </w:pPr>
             <w:r/>
             <w:r>
               <w:rPr>
@@ -3216,6 +3469,9 @@
             <w:vAlign w:val="center"/>
           </w:tcPr>
           <w:p>
+            <w:pPr>
+              <w:jc w:val="left"/>
+            </w:pPr>
             <w:r/>
             <w:r>
               <w:rPr>
@@ -3236,6 +3492,9 @@
             <w:vAlign w:val="center"/>
           </w:tcPr>
           <w:p>
+            <w:pPr>
+              <w:jc w:val="left"/>
+            </w:pPr>
             <w:r/>
             <w:r>
               <w:rPr>
@@ -3254,6 +3513,9 @@
             <w:vAlign w:val="center"/>
           </w:tcPr>
           <w:p>
+            <w:pPr>
+              <w:jc w:val="left"/>
+            </w:pPr>
             <w:r/>
             <w:r>
               <w:rPr>
@@ -3272,6 +3534,9 @@
             <w:vAlign w:val="center"/>
           </w:tcPr>
           <w:p>
+            <w:pPr>
+              <w:jc w:val="left"/>
+            </w:pPr>
             <w:r/>
             <w:r>
               <w:rPr>
@@ -3290,6 +3555,9 @@
             <w:vAlign w:val="center"/>
           </w:tcPr>
           <w:p>
+            <w:pPr>
+              <w:jc w:val="left"/>
+            </w:pPr>
             <w:r/>
             <w:r>
               <w:rPr>
@@ -3309,6 +3577,9 @@
             <w:vAlign w:val="center"/>
           </w:tcPr>
           <w:p>
+            <w:pPr>
+              <w:jc w:val="left"/>
+            </w:pPr>
             <w:r/>
             <w:r>
               <w:rPr>
@@ -3326,6 +3597,9 @@
             <w:vAlign w:val="center"/>
           </w:tcPr>
           <w:p>
+            <w:pPr>
+              <w:jc w:val="left"/>
+            </w:pPr>
             <w:r/>
             <w:r>
               <w:rPr>
@@ -3343,6 +3617,9 @@
             <w:vAlign w:val="center"/>
           </w:tcPr>
           <w:p>
+            <w:pPr>
+              <w:jc w:val="left"/>
+            </w:pPr>
             <w:r/>
             <w:r>
               <w:rPr>
@@ -3360,6 +3637,9 @@
             <w:vAlign w:val="center"/>
           </w:tcPr>
           <w:p>
+            <w:pPr>
+              <w:jc w:val="left"/>
+            </w:pPr>
             <w:r/>
             <w:r>
               <w:rPr>
@@ -3380,6 +3660,9 @@
             <w:vAlign w:val="center"/>
           </w:tcPr>
           <w:p>
+            <w:pPr>
+              <w:jc w:val="left"/>
+            </w:pPr>
             <w:r/>
             <w:r>
               <w:rPr>
@@ -3398,6 +3681,9 @@
             <w:vAlign w:val="center"/>
           </w:tcPr>
           <w:p>
+            <w:pPr>
+              <w:jc w:val="left"/>
+            </w:pPr>
             <w:r/>
             <w:r>
               <w:rPr>
@@ -3416,6 +3702,9 @@
             <w:vAlign w:val="center"/>
           </w:tcPr>
           <w:p>
+            <w:pPr>
+              <w:jc w:val="left"/>
+            </w:pPr>
             <w:r/>
             <w:r>
               <w:rPr>
@@ -3434,6 +3723,9 @@
             <w:vAlign w:val="center"/>
           </w:tcPr>
           <w:p>
+            <w:pPr>
+              <w:jc w:val="left"/>
+            </w:pPr>
             <w:r/>
             <w:r>
               <w:rPr>
@@ -3453,6 +3745,9 @@
             <w:vAlign w:val="center"/>
           </w:tcPr>
           <w:p>
+            <w:pPr>
+              <w:jc w:val="left"/>
+            </w:pPr>
             <w:r/>
             <w:r>
               <w:rPr>
@@ -3470,6 +3765,9 @@
             <w:vAlign w:val="center"/>
           </w:tcPr>
           <w:p>
+            <w:pPr>
+              <w:jc w:val="left"/>
+            </w:pPr>
             <w:r/>
             <w:r>
               <w:rPr>
@@ -3487,6 +3785,9 @@
             <w:vAlign w:val="center"/>
           </w:tcPr>
           <w:p>
+            <w:pPr>
+              <w:jc w:val="left"/>
+            </w:pPr>
             <w:r/>
             <w:r>
               <w:rPr>
@@ -3504,6 +3805,9 @@
             <w:vAlign w:val="center"/>
           </w:tcPr>
           <w:p>
+            <w:pPr>
+              <w:jc w:val="left"/>
+            </w:pPr>
             <w:r/>
             <w:r>
               <w:rPr>
@@ -3534,7 +3838,7 @@
           <w:color w:val="0D0D0D"/>
           <w:sz w:val="22"/>
         </w:rPr>
-        <w:t>Conclusión §7: el Implied IRR forward se mantiene en 14.1%, prácticamente sin cambio vs el memo original (14.3%). El margen vs hurdle (410bps) sigue siendo robusto y dentro de la banda Core Compounder. Sin re-rating ni de-rating estructural. La valoración soporta mantener la posición en el target del 6%.</w:t>
+        <w:t>Conclusión §7: Implied IRR forward se mantiene en 14.1%, prácticamente sin cambio vs el memo original (14.3%). El margen vs hurdle (410bps) sigue siendo robusto y dentro de la banda Core Compounder. Sin re-rating ni de-rating estructural. La valoración soporta mantener la posición en el target del 6%.</w:t>
       </w:r>
     </w:p>
     <w:p>
@@ -3553,7 +3857,7 @@
     </w:p>
     <w:p>
       <w:pPr>
-        <w:spacing w:before="200" w:after="80"/>
+        <w:spacing w:before="240" w:after="80"/>
       </w:pPr>
       <w:r>
         <w:rPr>
@@ -3649,6 +3953,9 @@
             <w:vAlign w:val="center"/>
           </w:tcPr>
           <w:p>
+            <w:pPr>
+              <w:jc w:val="left"/>
+            </w:pPr>
             <w:r/>
             <w:r>
               <w:rPr>
@@ -3667,6 +3974,9 @@
             <w:vAlign w:val="center"/>
           </w:tcPr>
           <w:p>
+            <w:pPr>
+              <w:jc w:val="left"/>
+            </w:pPr>
             <w:r/>
             <w:r>
               <w:rPr>
@@ -3685,6 +3995,9 @@
             <w:vAlign w:val="center"/>
           </w:tcPr>
           <w:p>
+            <w:pPr>
+              <w:jc w:val="left"/>
+            </w:pPr>
             <w:r/>
             <w:r>
               <w:rPr>
@@ -3704,6 +4017,9 @@
             <w:vAlign w:val="center"/>
           </w:tcPr>
           <w:p>
+            <w:pPr>
+              <w:jc w:val="left"/>
+            </w:pPr>
             <w:r/>
             <w:r>
               <w:rPr>
@@ -3721,6 +4037,9 @@
             <w:vAlign w:val="center"/>
           </w:tcPr>
           <w:p>
+            <w:pPr>
+              <w:jc w:val="left"/>
+            </w:pPr>
             <w:r/>
             <w:r>
               <w:rPr>
@@ -3738,6 +4057,9 @@
             <w:vAlign w:val="center"/>
           </w:tcPr>
           <w:p>
+            <w:pPr>
+              <w:jc w:val="left"/>
+            </w:pPr>
             <w:r/>
             <w:r>
               <w:rPr>
@@ -3758,6 +4080,9 @@
             <w:vAlign w:val="center"/>
           </w:tcPr>
           <w:p>
+            <w:pPr>
+              <w:jc w:val="left"/>
+            </w:pPr>
             <w:r/>
             <w:r>
               <w:rPr>
@@ -3776,6 +4101,9 @@
             <w:vAlign w:val="center"/>
           </w:tcPr>
           <w:p>
+            <w:pPr>
+              <w:jc w:val="left"/>
+            </w:pPr>
             <w:r/>
             <w:r>
               <w:rPr>
@@ -3794,6 +4122,9 @@
             <w:vAlign w:val="center"/>
           </w:tcPr>
           <w:p>
+            <w:pPr>
+              <w:jc w:val="left"/>
+            </w:pPr>
             <w:r/>
             <w:r>
               <w:rPr>
@@ -3801,7 +4132,7 @@
                 <w:color w:val="0D0D0D"/>
                 <w:sz w:val="20"/>
               </w:rPr>
-              <w:t>La narrativa central cambia; requiere revisión del Pre-Mortem (revisión del premortem).</w:t>
+              <w:t>La narrativa central cambia; requiere revisión del Pre-Mortem.</w:t>
             </w:r>
           </w:p>
         </w:tc>
@@ -3813,6 +4144,9 @@
             <w:vAlign w:val="center"/>
           </w:tcPr>
           <w:p>
+            <w:pPr>
+              <w:jc w:val="left"/>
+            </w:pPr>
             <w:r/>
             <w:r>
               <w:rPr>
@@ -3830,6 +4164,9 @@
             <w:vAlign w:val="center"/>
           </w:tcPr>
           <w:p>
+            <w:pPr>
+              <w:jc w:val="left"/>
+            </w:pPr>
             <w:r/>
             <w:r>
               <w:rPr>
@@ -3847,6 +4184,9 @@
             <w:vAlign w:val="center"/>
           </w:tcPr>
           <w:p>
+            <w:pPr>
+              <w:jc w:val="left"/>
+            </w:pPr>
             <w:r/>
             <w:r>
               <w:rPr>
@@ -3867,7 +4207,7 @@
     </w:p>
     <w:p>
       <w:pPr>
-        <w:spacing w:before="200" w:after="80"/>
+        <w:spacing w:before="240" w:after="80"/>
       </w:pPr>
       <w:r>
         <w:rPr>
@@ -3895,7 +4235,7 @@
     </w:p>
     <w:p>
       <w:pPr>
-        <w:spacing w:before="200" w:after="80"/>
+        <w:spacing w:before="240" w:after="80"/>
       </w:pPr>
       <w:r>
         <w:rPr>
@@ -3979,7 +4319,7 @@
     </w:p>
     <w:p>
       <w:pPr>
-        <w:spacing w:before="200" w:after="80"/>
+        <w:spacing w:before="240" w:after="80"/>
       </w:pPr>
       <w:r>
         <w:rPr>
@@ -4002,7 +4342,7 @@
           <w:color w:val="0D0D0D"/>
           <w:sz w:val="22"/>
         </w:rPr>
-        <w:t>Borrador preparado por: Investment Analyst (8-mayo-2026).</w:t>
+        <w:t>Borrador preparado por: Investment Analyst — DCE Holdings (8 de mayo de 2026).</w:t>
       </w:r>
     </w:p>
     <w:p>
@@ -4016,7 +4356,7 @@
           <w:color w:val="0D0D0D"/>
           <w:sz w:val="22"/>
         </w:rPr>
-        <w:t>Validado y firmado por: Director of Research (8-mayo-2026).</w:t>
+        <w:t>Validado y firmado por: Director of Research — DCE Holdings (8 de mayo de 2026).</w:t>
       </w:r>
     </w:p>
     <w:p>
@@ -4030,7 +4370,7 @@
           <w:color w:val="0D0D0D"/>
           <w:sz w:val="22"/>
         </w:rPr>
-        <w:t>Incluido en: CI Pack Q1 2026 — agendado para presentación al Comité de Inversiones del 22-mayo-2026.</w:t>
+        <w:t>Próxima revisión obligatoria: 15 de agosto de 2026.</w:t>
       </w:r>
     </w:p>
     <w:p/>
@@ -4423,6 +4763,7 @@
     <w:rsid w:val="00FC693F"/>
     <w:rPr>
       <w:rFonts w:ascii="Calibri" w:hAnsi="Calibri"/>
+      <w:color w:val="0D0D0D"/>
       <w:sz w:val="22"/>
     </w:rPr>
   </w:style>
